--- a/public/templates-clean/clinceni/1. Cerere de admitere.docx
+++ b/public/templates-clean/clinceni/1. Cerere de admitere.docx
@@ -1730,15 +1730,15 @@
           <w:b/>
           <w:w w:val="115"/>
         </w:rPr>
-        <w:t>15.04</w:t>
-      </w:r>
-      <w:r>
-        <w:rPr>
-          <w:rFonts w:asciiTheme="majorHAnsi" w:hAnsiTheme="majorHAnsi"/>
-          <w:b/>
-          <w:w w:val="115"/>
-        </w:rPr>
-        <w:t>.2026</w:t>
+        <w:t>{DATA_CONTRACT}</w:t>
+      </w:r>
+      <w:r>
+        <w:rPr>
+          <w:rFonts w:asciiTheme="majorHAnsi" w:hAnsiTheme="majorHAnsi"/>
+          <w:b/>
+          <w:w w:val="115"/>
+        </w:rPr>
+        <w:t/>
       </w:r>
       <w:r>
         <w:rPr>

--- a/public/templates-clean/clinceni/1. Cerere de admitere.docx
+++ b/public/templates-clean/clinceni/1. Cerere de admitere.docx
@@ -14,13 +14,13 @@
         <w:rPr>
           <w:sz w:val="18"/>
         </w:rPr>
-        <w:t>Nr.</w:t>
+        <w:t>Nr.{NUMAR_CERERE}/{DATA_CONTRACT}</w:t>
       </w:r>
       <w:r>
         <w:rPr>
           <w:sz w:val="18"/>
         </w:rPr>
-        <w:t>508/{DATA_CONTRACT}</w:t>
+        <w:t/>
       </w:r>
       <w:r>
         <w:rPr>
@@ -528,25 +528,25 @@
         <w:rPr>
           <w:rFonts w:eastAsia="Times New Roman" w:cs="Times New Roman"/>
         </w:rPr>
-        <w:t xml:space="preserve"> C.I. seria  </w:t>
-      </w:r>
-      <w:r>
-        <w:rPr>
-          <w:rFonts w:eastAsia="Times New Roman" w:cs="Times New Roman"/>
-        </w:rPr>
-        <w:t>RK</w:t>
-      </w:r>
-      <w:r>
-        <w:rPr>
-          <w:rFonts w:eastAsia="Times New Roman" w:cs="Times New Roman"/>
-        </w:rPr>
-        <w:t xml:space="preserve">   nr. </w:t>
-      </w:r>
-      <w:r>
-        <w:rPr>
-          <w:rFonts w:eastAsia="Times New Roman" w:cs="Times New Roman"/>
-        </w:rPr>
-        <w:t>611070</w:t>
+        <w:t xml:space="preserve"> C.I. seria {APARTINATOR_CI_SERIE} nr. {APARTINATOR_CI_NUMAR}</w:t>
+      </w:r>
+      <w:r>
+        <w:rPr>
+          <w:rFonts w:eastAsia="Times New Roman" w:cs="Times New Roman"/>
+        </w:rPr>
+        <w:t/>
+      </w:r>
+      <w:r>
+        <w:rPr>
+          <w:rFonts w:eastAsia="Times New Roman" w:cs="Times New Roman"/>
+        </w:rPr>
+        <w:t xml:space="preserve"/>
+      </w:r>
+      <w:r>
+        <w:rPr>
+          <w:rFonts w:eastAsia="Times New Roman" w:cs="Times New Roman"/>
+        </w:rPr>
+        <w:t/>
       </w:r>
       <w:r>
         <w:rPr>
